--- a/dist/exports/kcet-ionic-equilibrum_revision_notes.docx
+++ b/dist/exports/kcet-ionic-equilibrum_revision_notes.docx
@@ -164,10 +164,10 @@
             <w:r>
               <w:rPr>
                 <w:b/>
-                <w:color w:val="2B6CB0"/>
+                <w:color w:val="718096"/>
                 <w:sz w:val="19"/>
               </w:rPr>
-              <w:t>High</w:t>
+              <w:t>Moderate</w:t>
             </w:r>
           </w:p>
         </w:tc>
@@ -189,7 +189,7 @@
                 <w:color w:val="2D3748"/>
                 <w:sz w:val="19"/>
               </w:rPr>
-              <w:t>Kcet Ionic Equilibrum - Core Application</w:t>
+              <w:t>pH Calculation of Acids, Bases &amp; Salts</w:t>
             </w:r>
           </w:p>
         </w:tc>
@@ -209,7 +209,7 @@
               <w:rPr>
                 <w:sz w:val="19"/>
               </w:rPr>
-              <w:t>8 PYQs</w:t>
+              <w:t>4 PYQs</w:t>
             </w:r>
           </w:p>
         </w:tc>
@@ -230,7 +230,94 @@
                 <w:color w:val="718096"/>
                 <w:sz w:val="19"/>
               </w:rPr>
-              <w:t>General Concept</w:t>
+              <w:t>pH &amp; Hydrolysis</w:t>
+            </w:r>
+          </w:p>
+        </w:tc>
+      </w:tr>
+      <w:tr>
+        <w:tc>
+          <w:tcPr>
+            <w:tcW w:type="dxa" w:w="2160"/>
+            <w:shd w:fill="FFFFFF"/>
+            <w:tcMar>
+              <w:top w:w="80" w:type="dxa"/>
+              <w:bottom w:w="80" w:type="dxa"/>
+              <w:left w:w="150" w:type="dxa"/>
+              <w:right w:w="150" w:type="dxa"/>
+            </w:tcMar>
+          </w:tcPr>
+          <w:p>
+            <w:r>
+              <w:rPr>
+                <w:b/>
+                <w:color w:val="718096"/>
+                <w:sz w:val="19"/>
+              </w:rPr>
+              <w:t>Moderate</w:t>
+            </w:r>
+          </w:p>
+        </w:tc>
+        <w:tc>
+          <w:tcPr>
+            <w:tcW w:type="dxa" w:w="4320"/>
+            <w:shd w:fill="FFFFFF"/>
+            <w:tcMar>
+              <w:top w:w="80" w:type="dxa"/>
+              <w:bottom w:w="80" w:type="dxa"/>
+              <w:left w:w="150" w:type="dxa"/>
+              <w:right w:w="150" w:type="dxa"/>
+            </w:tcMar>
+          </w:tcPr>
+          <w:p>
+            <w:r>
+              <w:rPr>
+                <w:b/>
+                <w:color w:val="2D3748"/>
+                <w:sz w:val="19"/>
+              </w:rPr>
+              <w:t>Solubility Product (Ksp) &amp; Common Ion Effect</w:t>
+            </w:r>
+          </w:p>
+        </w:tc>
+        <w:tc>
+          <w:tcPr>
+            <w:tcW w:type="dxa" w:w="1728"/>
+            <w:shd w:fill="FFFFFF"/>
+            <w:tcMar>
+              <w:top w:w="80" w:type="dxa"/>
+              <w:bottom w:w="80" w:type="dxa"/>
+              <w:left w:w="150" w:type="dxa"/>
+              <w:right w:w="150" w:type="dxa"/>
+            </w:tcMar>
+          </w:tcPr>
+          <w:p>
+            <w:r>
+              <w:rPr>
+                <w:sz w:val="19"/>
+              </w:rPr>
+              <w:t>4 PYQs</w:t>
+            </w:r>
+          </w:p>
+        </w:tc>
+        <w:tc>
+          <w:tcPr>
+            <w:tcW w:type="dxa" w:w="1872"/>
+            <w:shd w:fill="FFFFFF"/>
+            <w:tcMar>
+              <w:top w:w="80" w:type="dxa"/>
+              <w:bottom w:w="80" w:type="dxa"/>
+              <w:left w:w="150" w:type="dxa"/>
+              <w:right w:w="150" w:type="dxa"/>
+            </w:tcMar>
+          </w:tcPr>
+          <w:p>
+            <w:r>
+              <w:rPr>
+                <w:color w:val="718096"/>
+                <w:sz w:val="19"/>
+              </w:rPr>
+              <w:t>Solubility</w:t>
             </w:r>
           </w:p>
         </w:tc>
@@ -311,6 +398,98 @@
           </w:p>
         </w:tc>
       </w:tr>
+      <w:tr>
+        <w:tc>
+          <w:tcPr>
+            <w:tcW w:type="dxa" w:w="3600"/>
+            <w:shd w:fill="F7FAFC"/>
+            <w:tcMar>
+              <w:top w:w="100" w:type="dxa"/>
+              <w:bottom w:w="100" w:type="dxa"/>
+              <w:left w:w="150" w:type="dxa"/>
+              <w:right w:w="150" w:type="dxa"/>
+            </w:tcMar>
+          </w:tcPr>
+          <w:p>
+            <w:r>
+              <w:rPr>
+                <w:b/>
+                <w:color w:val="1A365D"/>
+                <w:sz w:val="19"/>
+              </w:rPr>
+              <w:t>pH Calculation of Acids, Bases &amp; Salts</w:t>
+            </w:r>
+          </w:p>
+        </w:tc>
+        <w:tc>
+          <w:tcPr>
+            <w:tcW w:type="dxa" w:w="6480"/>
+            <w:shd w:fill="F7FAFC"/>
+            <w:tcMar>
+              <w:top w:w="100" w:type="dxa"/>
+              <w:bottom w:w="100" w:type="dxa"/>
+              <w:left w:w="150" w:type="dxa"/>
+              <w:right w:w="150" w:type="dxa"/>
+            </w:tcMar>
+          </w:tcPr>
+          <w:p>
+            <w:r>
+              <w:rPr>
+                <w:rFonts w:ascii="Cambria Math" w:hAnsi="Cambria Math"/>
+                <w:color w:val="2D3748"/>
+                <w:sz w:val="19"/>
+              </w:rPr>
+              <w:t>\text{pH} = \text{p}K_a + \log\frac{[\text{conjugate base}]}{[\text{acid}]}, \quad \text{Salt of WA-SB: } \text{pH} = 7 + \frac{1}{2}\text{p}K_a + \frac{1}{2}\log c</w:t>
+            </w:r>
+          </w:p>
+        </w:tc>
+      </w:tr>
+      <w:tr>
+        <w:tc>
+          <w:tcPr>
+            <w:tcW w:type="dxa" w:w="3600"/>
+            <w:shd w:fill="FFFFFF"/>
+            <w:tcMar>
+              <w:top w:w="100" w:type="dxa"/>
+              <w:bottom w:w="100" w:type="dxa"/>
+              <w:left w:w="150" w:type="dxa"/>
+              <w:right w:w="150" w:type="dxa"/>
+            </w:tcMar>
+          </w:tcPr>
+          <w:p>
+            <w:r>
+              <w:rPr>
+                <w:b/>
+                <w:color w:val="1A365D"/>
+                <w:sz w:val="19"/>
+              </w:rPr>
+              <w:t>Solubility Product (Ksp) &amp; Common Ion Effect</w:t>
+            </w:r>
+          </w:p>
+        </w:tc>
+        <w:tc>
+          <w:tcPr>
+            <w:tcW w:type="dxa" w:w="6480"/>
+            <w:shd w:fill="FFFFFF"/>
+            <w:tcMar>
+              <w:top w:w="100" w:type="dxa"/>
+              <w:bottom w:w="100" w:type="dxa"/>
+              <w:left w:w="150" w:type="dxa"/>
+              <w:right w:w="150" w:type="dxa"/>
+            </w:tcMar>
+          </w:tcPr>
+          <w:p>
+            <w:r>
+              <w:rPr>
+                <w:rFonts w:ascii="Cambria Math" w:hAnsi="Cambria Math"/>
+                <w:color w:val="2D3748"/>
+                <w:sz w:val="19"/>
+              </w:rPr>
+              <w:t>A_x B_y \rightleftharpoons x A^{y+} + y B^{x-} \implies K_{sp} = x^x y^y s^{x+y}, \quad Q_{sp} &gt; K_{sp} \implies \text{Precipitation occurs}</w:t>
+            </w:r>
+          </w:p>
+        </w:tc>
+      </w:tr>
     </w:tbl>
     <w:p>
       <w:pPr>
@@ -338,7 +517,7 @@
           <w:color w:val="2B6CB0"/>
           <w:sz w:val="24"/>
         </w:rPr>
-        <w:t>3.1 Kcet Ionic Equilibrum - Core Application (High Yield — 8 PYQs)</w:t>
+        <w:t>3.1 pH Calculation of Acids, Bases &amp; Salts (Moderate Yield — 4 PYQs)</w:t>
       </w:r>
     </w:p>
     <w:p>
@@ -353,7 +532,7 @@
         <w:rPr>
           <w:sz w:val="20"/>
         </w:rPr>
-        <w:t>Key problem pattern in Kcet Ionic Equilibrum.</w:t>
+        <w:t>Self-ionization of water (K_w = 10^-14 at 25°C), Ostwald dilution law, buffer solutions, and salt hydrolysis formulas.</w:t>
       </w:r>
     </w:p>
     <w:tbl>
@@ -391,7 +570,7 @@
                 <w:color w:val="2D3748"/>
                 <w:sz w:val="19"/>
               </w:rPr>
-              <w:t>Watch for algebraic and sign errors.</w:t>
+              <w:t>pH of 10^-8 M HCl is NOT 8 (cannot be basic!); including water's auto-ionization [H^+] = 10^-8 + 10^-7 \implies pH ≈ 6.79.</w:t>
             </w:r>
           </w:p>
         </w:tc>
@@ -432,7 +611,7 @@
                 <w:color w:val="2D3748"/>
                 <w:sz w:val="19"/>
               </w:rPr>
-              <w:t>Verify dimensions and boundary conditions.</w:t>
+              <w:t>Buffer capacity is maximum when [salt] = [acid] \implies pH = pK_a.</w:t>
             </w:r>
           </w:p>
         </w:tc>
@@ -488,6 +667,187 @@
           <w:b/>
           <w:sz w:val="18"/>
         </w:rPr>
+        <w:t xml:space="preserve">[2023 Shift] Q#3 (MCQ): </w:t>
+      </w:r>
+      <w:r>
+        <w:rPr>
+          <w:sz w:val="18"/>
+        </w:rPr>
+        <w:t xml:space="preserve">"A weak acid with pK_(a)5.9 and weak base with pK_(b)5.8 are mixed in equal proportions. pH of the resulting solution is..."  </w:t>
+      </w:r>
+      <w:r>
+        <w:rPr>
+          <w:b/>
+          <w:color w:val="2B6CB0"/>
+          <w:sz w:val="18"/>
+        </w:rPr>
+        <w:t>[Ans: N/A]</w:t>
+      </w:r>
+    </w:p>
+    <w:p>
+      <w:pPr>
+        <w:pStyle w:val="ListBullet"/>
+        <w:spacing w:after="40"/>
+      </w:pPr>
+      <w:r>
+        <w:rPr>
+          <w:b/>
+          <w:sz w:val="18"/>
+        </w:rPr>
+        <w:t xml:space="preserve">[2022 Shift] Q#4 (MCQ): </w:t>
+      </w:r>
+      <w:r>
+        <w:rPr>
+          <w:sz w:val="18"/>
+        </w:rPr>
+        <w:t xml:space="preserve">"Which among the following has highest pH ?..."  </w:t>
+      </w:r>
+      <w:r>
+        <w:rPr>
+          <w:b/>
+          <w:color w:val="2B6CB0"/>
+          <w:sz w:val="18"/>
+        </w:rPr>
+        <w:t>[Ans: N/A]</w:t>
+      </w:r>
+    </w:p>
+    <w:p>
+      <w:pPr>
+        <w:spacing w:after="120"/>
+      </w:pPr>
+    </w:p>
+    <w:p>
+      <w:pPr>
+        <w:pStyle w:val="Heading2"/>
+      </w:pPr>
+      <w:r>
+        <w:rPr>
+          <w:color w:val="2B6CB0"/>
+          <w:sz w:val="24"/>
+        </w:rPr>
+        <w:t>3.2 Solubility Product (Ksp) &amp; Common Ion Effect (Moderate Yield — 4 PYQs)</w:t>
+      </w:r>
+    </w:p>
+    <w:p>
+      <w:r>
+        <w:rPr>
+          <w:b/>
+          <w:sz w:val="20"/>
+        </w:rPr>
+        <w:t xml:space="preserve">Core Principle: </w:t>
+      </w:r>
+      <w:r>
+        <w:rPr>
+          <w:sz w:val="20"/>
+        </w:rPr>
+        <w:t>Calculation of molar solubility s from K_(sp), ionic product comparison, and suppression of solubility via common ion effect.</w:t>
+      </w:r>
+    </w:p>
+    <w:tbl>
+      <w:tblPr>
+        <w:tblW w:type="auto" w:w="0"/>
+        <w:jc w:val="center"/>
+        <w:tblLook w:firstColumn="1" w:firstRow="1" w:lastColumn="0" w:lastRow="0" w:noHBand="0" w:noVBand="1" w:val="04A0"/>
+      </w:tblPr>
+      <w:tblGrid>
+        <w:gridCol w:w="10080"/>
+      </w:tblGrid>
+      <w:tr>
+        <w:tc>
+          <w:tcPr>
+            <w:tcW w:type="dxa" w:w="10080"/>
+            <w:shd w:fill="FFF5F5"/>
+            <w:tcMar>
+              <w:top w:w="100" w:type="dxa"/>
+              <w:bottom w:w="100" w:type="dxa"/>
+              <w:left w:w="150" w:type="dxa"/>
+              <w:right w:w="150" w:type="dxa"/>
+            </w:tcMar>
+          </w:tcPr>
+          <w:p>
+            <w:r>
+              <w:rPr>
+                <w:b/>
+                <w:color w:val="C53030"/>
+                <w:sz w:val="19"/>
+              </w:rPr>
+              <w:t xml:space="preserve">⚠️ Common Trap / JEE Pitfall: </w:t>
+            </w:r>
+            <w:r>
+              <w:rPr>
+                <w:color w:val="2D3748"/>
+                <w:sz w:val="19"/>
+              </w:rPr>
+              <w:t>For Ag_2CrO_4 (A_2B type): K_(sp) = (2s)^2(s) = 4s^3 \implies s = 3√(K_(sp)/4), NOT s^2!</w:t>
+            </w:r>
+          </w:p>
+        </w:tc>
+      </w:tr>
+    </w:tbl>
+    <w:tbl>
+      <w:tblPr>
+        <w:tblW w:type="auto" w:w="0"/>
+        <w:jc w:val="center"/>
+        <w:tblLook w:firstColumn="1" w:firstRow="1" w:lastColumn="0" w:lastRow="0" w:noHBand="0" w:noVBand="1" w:val="04A0"/>
+      </w:tblPr>
+      <w:tblGrid>
+        <w:gridCol w:w="10080"/>
+      </w:tblGrid>
+      <w:tr>
+        <w:tc>
+          <w:tcPr>
+            <w:tcW w:type="dxa" w:w="10080"/>
+            <w:shd w:fill="F0FFF4"/>
+            <w:tcMar>
+              <w:top w:w="100" w:type="dxa"/>
+              <w:bottom w:w="100" w:type="dxa"/>
+              <w:left w:w="150" w:type="dxa"/>
+              <w:right w:w="150" w:type="dxa"/>
+            </w:tcMar>
+          </w:tcPr>
+          <w:p>
+            <w:r>
+              <w:rPr>
+                <w:b/>
+                <w:color w:val="276749"/>
+                <w:sz w:val="19"/>
+              </w:rPr>
+              <w:t xml:space="preserve">💡 Speed Hack / Trick: </w:t>
+            </w:r>
+            <w:r>
+              <w:rPr>
+                <w:color w:val="2D3748"/>
+                <w:sz w:val="19"/>
+              </w:rPr>
+              <w:t>Common ion effect ALWAYS suppresses the solubility of a sparingly soluble salt (e.g. AgCl is less soluble in NaCl than pure water).</w:t>
+            </w:r>
+          </w:p>
+        </w:tc>
+      </w:tr>
+    </w:tbl>
+    <w:p>
+      <w:pPr>
+        <w:spacing w:before="120" w:after="40"/>
+      </w:pPr>
+      <w:r>
+        <w:rPr>
+          <w:b/>
+          <w:color w:val="1A365D"/>
+          <w:sz w:val="19"/>
+        </w:rPr>
+        <w:t>Source PYQs testing this concept:</w:t>
+      </w:r>
+    </w:p>
+    <w:p>
+      <w:pPr>
+        <w:pStyle w:val="ListBullet"/>
+        <w:spacing w:after="40"/>
+      </w:pPr>
+      <w:r>
+        <w:rPr>
+          <w:b/>
+          <w:sz w:val="18"/>
+        </w:rPr>
         <w:t xml:space="preserve">[2024 Shift] Q#2 (MCQ): </w:t>
       </w:r>
       <w:r>
@@ -515,13 +875,40 @@
           <w:b/>
           <w:sz w:val="18"/>
         </w:rPr>
-        <w:t xml:space="preserve">[2023 Shift] Q#3 (MCQ): </w:t>
+        <w:t xml:space="preserve">[2021 Shift] Q#1 (MCQ): </w:t>
       </w:r>
       <w:r>
         <w:rPr>
           <w:sz w:val="18"/>
         </w:rPr>
-        <w:t xml:space="preserve">"A weak acid with pK_(a)5.9 and weak base with pK_(b)5.8 are mixed in equal proportions. pH of the resulting solution is..."  </w:t>
+        <w:t xml:space="preserve">"K_(a) values for acids H_(2)SO_(3),HNO_(2),CH_(3)COOH and HCN are respectively 13 × 10^-2,4 × 10^-4,1.8 × 10^-5..."  </w:t>
+      </w:r>
+      <w:r>
+        <w:rPr>
+          <w:b/>
+          <w:color w:val="2B6CB0"/>
+          <w:sz w:val="18"/>
+        </w:rPr>
+        <w:t>[Ans: N/A]</w:t>
+      </w:r>
+    </w:p>
+    <w:p>
+      <w:pPr>
+        <w:pStyle w:val="ListBullet"/>
+        <w:spacing w:after="40"/>
+      </w:pPr>
+      <w:r>
+        <w:rPr>
+          <w:b/>
+          <w:sz w:val="18"/>
+        </w:rPr>
+        <w:t xml:space="preserve">[2019 Shift] Q#3 (MCQ): </w:t>
+      </w:r>
+      <w:r>
+        <w:rPr>
+          <w:sz w:val="18"/>
+        </w:rPr>
+        <w:t xml:space="preserve">"In the reaction B(OH)_(3)+2H_(2)O → [B(OH)_(4)]^-+H_(2)vec(O),B(OH)_(3) functions as..."  </w:t>
       </w:r>
       <w:r>
         <w:rPr>
@@ -660,6 +1047,127 @@
               <w:t>Solution Analysis:</w:t>
               <w:br/>
               <w:t>Moles of pyridine present initially: 0.2 × (500 / 1000)=0.1mol Moles of pyridinium chloride added: 0.15mol Pyridine is a weak base, and pyridinium chloride gives its conjugate acid, pyridinium ion. So the mixture acts as a basic buffer. For a basic buffer, pOH=pK_(b)+log([salt] / [base]) Since volume is the same for both, we can directly use moles: pOH=8.82+log(0.15 / 0.10) pOH=8.82+log(1.5) log(1.5) ≈ 0.18 So, pOH=8.82+0.18=9.00 Now, pH=14-pOH pH=14-9=5 So the pH of the resulting solution is 5 Correct option: Option A.</w:t>
+            </w:r>
+          </w:p>
+        </w:tc>
+      </w:tr>
+    </w:tbl>
+    <w:p>
+      <w:pPr>
+        <w:spacing w:after="120"/>
+      </w:pPr>
+    </w:p>
+    <w:p>
+      <w:pPr>
+        <w:spacing w:before="160" w:after="40"/>
+      </w:pPr>
+      <w:r>
+        <w:rPr>
+          <w:b/>
+          <w:color w:val="1A365D"/>
+          <w:sz w:val="22"/>
+        </w:rPr>
+        <w:t>Benchmark Problem 2: KCET 2024 (Q#2)</w:t>
+      </w:r>
+    </w:p>
+    <w:p>
+      <w:pPr>
+        <w:spacing w:after="80"/>
+      </w:pPr>
+      <w:r>
+        <w:rPr>
+          <w:sz w:val="20"/>
+        </w:rPr>
+        <w:t>Solubility product of CaC_(2)O_(4) at a given temperature in pure water is 4 × 10^-9(molL^-1)^2 . Solubility of CaC_(2)O_(4) at the same temperature is</w:t>
+      </w:r>
+    </w:p>
+    <w:p>
+      <w:pPr>
+        <w:pStyle w:val="ListBullet"/>
+        <w:spacing w:after="20"/>
+      </w:pPr>
+      <w:r>
+        <w:rPr>
+          <w:sz w:val="19"/>
+        </w:rPr>
+        <w:t>(A) 6.3 × 10^-5molL^-1</w:t>
+      </w:r>
+    </w:p>
+    <w:p>
+      <w:pPr>
+        <w:pStyle w:val="ListBullet"/>
+        <w:spacing w:after="20"/>
+      </w:pPr>
+      <w:r>
+        <w:rPr>
+          <w:sz w:val="19"/>
+        </w:rPr>
+        <w:t>(B) 2 × 10^-5molL^-1</w:t>
+      </w:r>
+    </w:p>
+    <w:p>
+      <w:pPr>
+        <w:pStyle w:val="ListBullet"/>
+        <w:spacing w:after="20"/>
+      </w:pPr>
+      <w:r>
+        <w:rPr>
+          <w:sz w:val="19"/>
+        </w:rPr>
+        <w:t>(C) 2 × 10^-4molL^-1</w:t>
+      </w:r>
+    </w:p>
+    <w:p>
+      <w:pPr>
+        <w:pStyle w:val="ListBullet"/>
+        <w:spacing w:after="20"/>
+      </w:pPr>
+      <w:r>
+        <w:rPr>
+          <w:sz w:val="19"/>
+        </w:rPr>
+        <w:t>(D) 6.3 × 10^-4molL^-1</w:t>
+      </w:r>
+    </w:p>
+    <w:tbl>
+      <w:tblPr>
+        <w:tblW w:type="auto" w:w="0"/>
+        <w:jc w:val="center"/>
+        <w:tblLook w:firstColumn="1" w:firstRow="1" w:lastColumn="0" w:lastRow="0" w:noHBand="0" w:noVBand="1" w:val="04A0"/>
+      </w:tblPr>
+      <w:tblGrid>
+        <w:gridCol w:w="10080"/>
+      </w:tblGrid>
+      <w:tr>
+        <w:tc>
+          <w:tcPr>
+            <w:tcW w:type="dxa" w:w="10080"/>
+            <w:shd w:fill="F7FAFC"/>
+            <w:tcMar>
+              <w:top w:w="100" w:type="dxa"/>
+              <w:bottom w:w="100" w:type="dxa"/>
+              <w:left w:w="150" w:type="dxa"/>
+              <w:right w:w="150" w:type="dxa"/>
+            </w:tcMar>
+          </w:tcPr>
+          <w:p>
+            <w:r>
+              <w:rPr>
+                <w:b/>
+                <w:color w:val="1A365D"/>
+                <w:sz w:val="19"/>
+              </w:rPr>
+              <w:t>Correct Answer: None</w:t>
+              <w:br/>
+            </w:r>
+            <w:r>
+              <w:rPr>
+                <w:color w:val="2D3748"/>
+                <w:sz w:val="18"/>
+              </w:rPr>
+              <w:t>Solution Analysis:</w:t>
+              <w:br/>
+              <w:t>Given, K_(sp) =4 × 10^-9(molL^-1)^2 S =? CaC_(2)O_(4)\longrightarrowCa_(S)^2++\undersetSC_(2)O_(4)^2- 4 × 10^-9 =S^2 ⇒ S =√(4 × 10^-9) =6.3 × 10^-5mol/L Thus, the solubility ofCaC_(2)O_(4)is6.3 × 10^-5mol/L.</w:t>
             </w:r>
           </w:p>
         </w:tc>

--- a/dist/exports/kcet-ionic-equilibrum_revision_notes.docx
+++ b/dist/exports/kcet-ionic-equilibrum_revision_notes.docx
@@ -13,7 +13,7 @@
           <w:color w:val="1A365D"/>
           <w:sz w:val="44"/>
         </w:rPr>
-        <w:t>JEE MAIN REVISION MASTER: IONIC EQUILIBRIUM 2026 1 QUESTIONS 1.67% WEIGHTAGE</w:t>
+        <w:t>JEE MAIN REVISION MASTER: IONIC EQUILIBRIUM</w:t>
       </w:r>
     </w:p>
     <w:p>
@@ -209,7 +209,7 @@
               <w:rPr>
                 <w:sz w:val="19"/>
               </w:rPr>
-              <w:t>4 PYQs</w:t>
+              <w:t>5 PYQs</w:t>
             </w:r>
           </w:p>
         </w:tc>
@@ -296,7 +296,7 @@
               <w:rPr>
                 <w:sz w:val="19"/>
               </w:rPr>
-              <w:t>4 PYQs</w:t>
+              <w:t>3 PYQs</w:t>
             </w:r>
           </w:p>
         </w:tc>
@@ -517,7 +517,7 @@
           <w:color w:val="2B6CB0"/>
           <w:sz w:val="24"/>
         </w:rPr>
-        <w:t>3.1 pH Calculation of Acids, Bases &amp; Salts (Moderate Yield — 4 PYQs)</w:t>
+        <w:t>3.1 pH Calculation of Acids, Bases &amp; Salts (Moderate Yield — 5 PYQs)</w:t>
       </w:r>
     </w:p>
     <w:p>
@@ -725,7 +725,7 @@
           <w:color w:val="2B6CB0"/>
           <w:sz w:val="24"/>
         </w:rPr>
-        <w:t>3.2 Solubility Product (Ksp) &amp; Common Ion Effect (Moderate Yield — 4 PYQs)</w:t>
+        <w:t>3.2 Solubility Product (Ksp) &amp; Common Ion Effect (Moderate Yield — 3 PYQs)</w:t>
       </w:r>
     </w:p>
     <w:p>
@@ -875,13 +875,13 @@
           <w:b/>
           <w:sz w:val="18"/>
         </w:rPr>
-        <w:t xml:space="preserve">[2021 Shift] Q#1 (MCQ): </w:t>
+        <w:t xml:space="preserve">[2020 Shift] Q#2 (MCQ): </w:t>
       </w:r>
       <w:r>
         <w:rPr>
           <w:sz w:val="18"/>
         </w:rPr>
-        <w:t xml:space="preserve">"K_(a) values for acids H_(2)SO_(3),HNO_(2),CH_(3)COOH and HCN are respectively 13 × 10^-2,4 × 10^-4,1.8 × 10^-5..."  </w:t>
+        <w:t xml:space="preserve">"The conjugate base of NH_(3) is..."  </w:t>
       </w:r>
       <w:r>
         <w:rPr>
@@ -902,13 +902,13 @@
           <w:b/>
           <w:sz w:val="18"/>
         </w:rPr>
-        <w:t xml:space="preserve">[2019 Shift] Q#3 (MCQ): </w:t>
+        <w:t xml:space="preserve">[2019 Shift] Q#4 (MCQ): </w:t>
       </w:r>
       <w:r>
         <w:rPr>
           <w:sz w:val="18"/>
         </w:rPr>
-        <w:t xml:space="preserve">"In the reaction B(OH)_(3)+2H_(2)O → [B(OH)_(4)]^-+H_(2)vec(O),B(OH)_(3) functions as..."  </w:t>
+        <w:t xml:space="preserve">"Solubility of AgCl is least in..."  </w:t>
       </w:r>
       <w:r>
         <w:rPr>

--- a/dist/exports/kcet-ionic-equilibrum_revision_notes.docx
+++ b/dist/exports/kcet-ionic-equilibrum_revision_notes.docx
@@ -189,7 +189,7 @@
                 <w:color w:val="2D3748"/>
                 <w:sz w:val="19"/>
               </w:rPr>
-              <w:t>pH Calculation of Acids, Bases &amp; Salts</w:t>
+              <w:t>pH Scale, Ostwald's Law &amp; Buffer Solutions</w:t>
             </w:r>
           </w:p>
         </w:tc>
@@ -230,7 +230,7 @@
                 <w:color w:val="718096"/>
                 <w:sz w:val="19"/>
               </w:rPr>
-              <w:t>pH &amp; Hydrolysis</w:t>
+              <w:t>Ionic Equilibria</w:t>
             </w:r>
           </w:p>
         </w:tc>
@@ -276,7 +276,7 @@
                 <w:color w:val="2D3748"/>
                 <w:sz w:val="19"/>
               </w:rPr>
-              <w:t>Solubility Product (Ksp) &amp; Common Ion Effect</w:t>
+              <w:t>Solubility Product (Ksp) &amp; Salt Hydrolysis</w:t>
             </w:r>
           </w:p>
         </w:tc>
@@ -317,7 +317,7 @@
                 <w:color w:val="718096"/>
                 <w:sz w:val="19"/>
               </w:rPr>
-              <w:t>Solubility</w:t>
+              <w:t>Precipitation &amp; Hydrolysis</w:t>
             </w:r>
           </w:p>
         </w:tc>
@@ -417,7 +417,7 @@
                 <w:color w:val="1A365D"/>
                 <w:sz w:val="19"/>
               </w:rPr>
-              <w:t>pH Calculation of Acids, Bases &amp; Salts</w:t>
+              <w:t>pH Scale, Ostwald's Law &amp; Buffer Solutions</w:t>
             </w:r>
           </w:p>
         </w:tc>
@@ -439,7 +439,7 @@
                 <w:color w:val="2D3748"/>
                 <w:sz w:val="19"/>
               </w:rPr>
-              <w:t>\text{pH} = \text{p}K_a + \log\frac{[\text{conjugate base}]}{[\text{acid}]}, \quad \text{Salt of WA-SB: } \text{pH} = 7 + \frac{1}{2}\text{p}K_a + \frac{1}{2}\log c</w:t>
+              <w:t>\text{pH} = pK_a + \log_{10}\frac{[\text{Conjugate Base}]}{[\text{Acid}]}, \quad [\text{H}^+] = \sqrt{K_a \cdot c}, \quad K_w = 10^{-14}</w:t>
             </w:r>
           </w:p>
         </w:tc>
@@ -463,7 +463,7 @@
                 <w:color w:val="1A365D"/>
                 <w:sz w:val="19"/>
               </w:rPr>
-              <w:t>Solubility Product (Ksp) &amp; Common Ion Effect</w:t>
+              <w:t>Solubility Product (Ksp) &amp; Salt Hydrolysis</w:t>
             </w:r>
           </w:p>
         </w:tc>
@@ -485,7 +485,7 @@
                 <w:color w:val="2D3748"/>
                 <w:sz w:val="19"/>
               </w:rPr>
-              <w:t>A_x B_y \rightleftharpoons x A^{y+} + y B^{x-} \implies K_{sp} = x^x y^y s^{x+y}, \quad Q_{sp} &gt; K_{sp} \implies \text{Precipitation occurs}</w:t>
+              <w:t>\text{For } A_x B_y: K_{sp} = x^x y^y S^{x+y}, \quad Q &gt; K_{sp} \implies \text{Precipitation}, \quad \text{Weak-Weak: } \text{pH} = 7 + \frac{1}{2}(pK_a - pK_b)</w:t>
             </w:r>
           </w:p>
         </w:tc>
@@ -517,7 +517,7 @@
           <w:color w:val="2B6CB0"/>
           <w:sz w:val="24"/>
         </w:rPr>
-        <w:t>3.1 pH Calculation of Acids, Bases &amp; Salts (Moderate Yield — 5 PYQs)</w:t>
+        <w:t>3.1 pH Scale, Ostwald's Law &amp; Buffer Solutions (Moderate Yield — 5 PYQs)</w:t>
       </w:r>
     </w:p>
     <w:p>
@@ -532,7 +532,7 @@
         <w:rPr>
           <w:sz w:val="20"/>
         </w:rPr>
-        <w:t>Self-ionization of water (K_w = 10^-14 at 25°C), Ostwald dilution law, buffer solutions, and salt hydrolysis formulas.</w:t>
+        <w:t>pH calculations: pH = -log[H^+], pH + pOH = 14 at 25°C. Ostwald's dilution law for weak acid: α = √((K_a / c)), [H^+] = √(K_a c). Henderson-Hasselbalch equation for acidic buffer: pH = pK_a + log([Salt] / [Acid]). Basic buffer: pOH = pK_b + log([Salt] / [Base]).</w:t>
       </w:r>
     </w:p>
     <w:tbl>
@@ -570,7 +570,7 @@
                 <w:color w:val="2D3748"/>
                 <w:sz w:val="19"/>
               </w:rPr>
-              <w:t>pH of 10^-8 M HCl is NOT 8 (cannot be basic!); including water's auto-ionization [H^+] = 10^-8 + 10^-7 \implies pH ≈ 6.79.</w:t>
+              <w:t>A 10^-8 M HCl solution does NOT have pH = 8 (it is acidic!). Accounting for water dissociation [H^+] = 10^-8 + 10^-7 = 1.1 × 10^-7 \implies pH ≈ 6.96.</w:t>
             </w:r>
           </w:p>
         </w:tc>
@@ -611,7 +611,7 @@
                 <w:color w:val="2D3748"/>
                 <w:sz w:val="19"/>
               </w:rPr>
-              <w:t>Buffer capacity is maximum when [salt] = [acid] \implies pH = pK_a.</w:t>
+              <w:t>When [Salt] = [Acid] in a buffer, maximum buffer capacity is achieved and pH = pK_a.</w:t>
             </w:r>
           </w:p>
         </w:tc>
@@ -667,13 +667,13 @@
           <w:b/>
           <w:sz w:val="18"/>
         </w:rPr>
-        <w:t xml:space="preserve">[2023 Shift] Q#3 (MCQ): </w:t>
+        <w:t xml:space="preserve">[2022 Shift] Q#4 (MCQ): </w:t>
       </w:r>
       <w:r>
         <w:rPr>
           <w:sz w:val="18"/>
         </w:rPr>
-        <w:t xml:space="preserve">"A weak acid with pK_(a)5.9 and weak base with pK_(b)5.8 are mixed in equal proportions. pH of the resulting solution is..."  </w:t>
+        <w:t xml:space="preserve">"Which among the following has highest pH ?..."  </w:t>
       </w:r>
       <w:r>
         <w:rPr>
@@ -694,13 +694,13 @@
           <w:b/>
           <w:sz w:val="18"/>
         </w:rPr>
-        <w:t xml:space="preserve">[2022 Shift] Q#4 (MCQ): </w:t>
+        <w:t xml:space="preserve">[2021 Shift] Q#1 (MCQ): </w:t>
       </w:r>
       <w:r>
         <w:rPr>
           <w:sz w:val="18"/>
         </w:rPr>
-        <w:t xml:space="preserve">"Which among the following has highest pH ?..."  </w:t>
+        <w:t xml:space="preserve">"K_(a) values for acids H_(2)SO_(3),HNO_(2),CH_(3)COOH and HCN are respectively 13 × 10^-2,4 × 10^-4,1.8 × 10^-5..."  </w:t>
       </w:r>
       <w:r>
         <w:rPr>
@@ -725,7 +725,7 @@
           <w:color w:val="2B6CB0"/>
           <w:sz w:val="24"/>
         </w:rPr>
-        <w:t>3.2 Solubility Product (Ksp) &amp; Common Ion Effect (Moderate Yield — 3 PYQs)</w:t>
+        <w:t>3.2 Solubility Product (Ksp) &amp; Salt Hydrolysis (Moderate Yield — 3 PYQs)</w:t>
       </w:r>
     </w:p>
     <w:p>
@@ -740,7 +740,7 @@
         <w:rPr>
           <w:sz w:val="20"/>
         </w:rPr>
-        <w:t>Calculation of molar solubility s from K_(sp), ionic product comparison, and suppression of solubility via common ion effect.</w:t>
+        <w:t>Solubility product K_(sp): For AB salt K_(sp) = S^2; for AB_2 salt K_(sp) = 4S^3; for A_2B_3 salt K_(sp) = 108S^5. Precipitation occurs when ionic product Q_(ip) &gt; K_(sp). Salt hydrolysis: Salt of weak acid + strong base (extCH_3COONa) gives alkaline solution with pH = 7 + (1 / 2)(pK_a + log C) &gt; 7.</w:t>
       </w:r>
     </w:p>
     <w:tbl>
@@ -778,7 +778,7 @@
                 <w:color w:val="2D3748"/>
                 <w:sz w:val="19"/>
               </w:rPr>
-              <w:t>For Ag_2CrO_4 (A_2B type): K_(sp) = (2s)^2(s) = 4s^3 \implies s = 3√(K_(sp)/4), NOT s^2!</w:t>
+              <w:t>Solubility of a sparingly soluble salt (like AgCl) decreases significantly in the presence of a common ion (like NaCl) due to Le Chatelier's shift.</w:t>
             </w:r>
           </w:p>
         </w:tc>
@@ -819,7 +819,7 @@
                 <w:color w:val="2D3748"/>
                 <w:sz w:val="19"/>
               </w:rPr>
-              <w:t>Common ion effect ALWAYS suppresses the solubility of a sparingly soluble salt (e.g. AgCl is less soluble in NaCl than pure water).</w:t>
+              <w:t>For AB_2 salt (e.g. CaCl_2, Mg(OH)_2): S = 3√(\fracK_(sp))4.</w:t>
             </w:r>
           </w:p>
         </w:tc>
@@ -875,13 +875,13 @@
           <w:b/>
           <w:sz w:val="18"/>
         </w:rPr>
-        <w:t xml:space="preserve">[2020 Shift] Q#2 (MCQ): </w:t>
+        <w:t xml:space="preserve">[2023 Shift] Q#3 (MCQ): </w:t>
       </w:r>
       <w:r>
         <w:rPr>
           <w:sz w:val="18"/>
         </w:rPr>
-        <w:t xml:space="preserve">"The conjugate base of NH_(3) is..."  </w:t>
+        <w:t xml:space="preserve">"A weak acid with pK_(a)5.9 and weak base with pK_(b)5.8 are mixed in equal proportions. pH of the resulting solution is..."  </w:t>
       </w:r>
       <w:r>
         <w:rPr>
